--- a/SO/Lab2/Report_Anastasiia.docx
+++ b/SO/Lab2/Report_Anastasiia.docx
@@ -5965,7 +5965,6 @@
           <w:b/>
           <w:sz w:val="28"/>
           <w:szCs w:val="28"/>
-          <w:lang w:val="en-US"/>
         </w:rPr>
         <w:br/>
       </w:r>
@@ -5984,7 +5983,6 @@
           <w:b/>
           <w:sz w:val="28"/>
           <w:szCs w:val="28"/>
-          <w:lang w:val="en-US"/>
         </w:rPr>
         <w:br/>
       </w:r>
@@ -6036,7 +6034,7 @@
     <w:p>
       <w:pPr>
         <w:spacing w:after="160" w:line="259" w:lineRule="auto"/>
-        <w:jc w:val="both"/>
+        <w:jc w:val="center"/>
         <w:rPr>
           <w:rStyle w:val="20"/>
           <w:rFonts w:ascii="Times New Roman" w:hAnsi="Times New Roman" w:cs="Times New Roman"/>
@@ -6066,50 +6064,27 @@
           <w:sz w:val="28"/>
           <w:szCs w:val="28"/>
         </w:rPr>
-        <w:t xml:space="preserve"> перенаправление ввода. Данные считываются не с клавиатуры, а из файла или другого устройства</w:t>
-      </w:r>
+        <w:t xml:space="preserve"> перенаправление ввода. Данные считываются не с клавиатуры, а из файла или другого устройства.</w:t>
+      </w:r>
+      <w:bookmarkEnd w:id="20"/>
+      <w:r>
+        <w:rPr>
+          <w:b/>
+          <w:sz w:val="28"/>
+          <w:szCs w:val="28"/>
+        </w:rPr>
+        <w:br/>
+      </w:r>
+      <w:bookmarkStart w:id="21" w:name="_Toc147443212"/>
       <w:r>
         <w:rPr>
           <w:rStyle w:val="20"/>
           <w:rFonts w:ascii="Times New Roman" w:hAnsi="Times New Roman" w:cs="Times New Roman"/>
+          <w:b/>
+          <w:bCs/>
           <w:color w:val="auto"/>
-          <w:sz w:val="28"/>
-          <w:szCs w:val="28"/>
-        </w:rPr>
-        <w:t>.</w:t>
-      </w:r>
-      <w:bookmarkEnd w:id="20"/>
-    </w:p>
-    <w:p>
-      <w:pPr>
-        <w:spacing w:after="160" w:line="259" w:lineRule="auto"/>
-        <w:jc w:val="center"/>
-        <w:rPr>
-          <w:rStyle w:val="20"/>
-          <w:rFonts w:ascii="Times New Roman" w:hAnsi="Times New Roman" w:cs="Times New Roman"/>
-          <w:color w:val="auto"/>
-          <w:sz w:val="28"/>
-          <w:szCs w:val="28"/>
-        </w:rPr>
-      </w:pPr>
-      <w:r>
-        <w:rPr>
-          <w:b/>
-          <w:sz w:val="28"/>
-          <w:szCs w:val="28"/>
         </w:rPr>
         <w:lastRenderedPageBreak/>
-        <w:br/>
-      </w:r>
-      <w:bookmarkStart w:id="21" w:name="_Toc147443212"/>
-      <w:r>
-        <w:rPr>
-          <w:rStyle w:val="20"/>
-          <w:rFonts w:ascii="Times New Roman" w:hAnsi="Times New Roman" w:cs="Times New Roman"/>
-          <w:b/>
-          <w:bCs/>
-          <w:color w:val="auto"/>
-        </w:rPr>
         <w:t>&gt;, &gt;&gt;</w:t>
       </w:r>
       <w:bookmarkEnd w:id="21"/>
@@ -6118,7 +6093,6 @@
           <w:b/>
           <w:sz w:val="28"/>
           <w:szCs w:val="28"/>
-          <w:lang w:val="en-US"/>
         </w:rPr>
         <w:br/>
       </w:r>
@@ -6186,7 +6160,7 @@
     <w:p>
       <w:pPr>
         <w:spacing w:after="160" w:line="259" w:lineRule="auto"/>
-        <w:jc w:val="both"/>
+        <w:jc w:val="center"/>
         <w:rPr>
           <w:b/>
           <w:sz w:val="28"/>
@@ -6218,94 +6192,18 @@
         </w:rPr>
         <w:br/>
       </w:r>
-    </w:p>
-    <w:p>
-      <w:pPr>
-        <w:spacing w:after="160" w:line="259" w:lineRule="auto"/>
-        <w:jc w:val="both"/>
-        <w:rPr>
-          <w:b/>
-          <w:sz w:val="28"/>
-          <w:szCs w:val="28"/>
-        </w:rPr>
-      </w:pPr>
-    </w:p>
-    <w:p>
-      <w:pPr>
-        <w:spacing w:after="160" w:line="259" w:lineRule="auto"/>
-        <w:jc w:val="both"/>
-        <w:rPr>
-          <w:b/>
-          <w:sz w:val="28"/>
-          <w:szCs w:val="28"/>
-        </w:rPr>
-      </w:pPr>
-    </w:p>
-    <w:p>
-      <w:pPr>
-        <w:spacing w:after="160" w:line="259" w:lineRule="auto"/>
-        <w:jc w:val="both"/>
-        <w:rPr>
-          <w:b/>
-          <w:sz w:val="28"/>
-          <w:szCs w:val="28"/>
-        </w:rPr>
-      </w:pPr>
-    </w:p>
-    <w:p>
-      <w:pPr>
-        <w:spacing w:after="160" w:line="259" w:lineRule="auto"/>
-        <w:jc w:val="both"/>
-        <w:rPr>
-          <w:b/>
-          <w:sz w:val="28"/>
-          <w:szCs w:val="28"/>
-        </w:rPr>
-      </w:pPr>
-    </w:p>
-    <w:p>
-      <w:pPr>
-        <w:spacing w:after="160" w:line="259" w:lineRule="auto"/>
-        <w:jc w:val="both"/>
-        <w:rPr>
-          <w:b/>
-          <w:sz w:val="28"/>
-          <w:szCs w:val="28"/>
-        </w:rPr>
-      </w:pPr>
-    </w:p>
-    <w:p>
-      <w:pPr>
-        <w:spacing w:after="160" w:line="259" w:lineRule="auto"/>
-        <w:jc w:val="both"/>
-        <w:rPr>
-          <w:b/>
-          <w:sz w:val="28"/>
-          <w:szCs w:val="28"/>
-        </w:rPr>
-      </w:pPr>
-    </w:p>
-    <w:p>
-      <w:pPr>
-        <w:spacing w:after="160" w:line="259" w:lineRule="auto"/>
-        <w:jc w:val="both"/>
-        <w:rPr>
-          <w:b/>
-          <w:sz w:val="28"/>
-          <w:szCs w:val="28"/>
-        </w:rPr>
-      </w:pPr>
-    </w:p>
-    <w:p>
-      <w:pPr>
-        <w:spacing w:after="160" w:line="259" w:lineRule="auto"/>
-        <w:jc w:val="both"/>
-        <w:rPr>
-          <w:b/>
-          <w:sz w:val="28"/>
-          <w:szCs w:val="28"/>
-        </w:rPr>
-      </w:pPr>
+      <w:bookmarkStart w:id="22" w:name="_Toc147443213"/>
+      <w:r>
+        <w:rPr>
+          <w:rStyle w:val="20"/>
+          <w:rFonts w:ascii="Times New Roman" w:hAnsi="Times New Roman" w:cs="Times New Roman"/>
+          <w:b/>
+          <w:bCs/>
+          <w:color w:val="auto"/>
+        </w:rPr>
+        <w:t>|</w:t>
+      </w:r>
+      <w:bookmarkEnd w:id="22"/>
     </w:p>
     <w:p>
       <w:pPr>
@@ -6313,64 +6211,31 @@
         <w:jc w:val="center"/>
         <w:rPr>
           <w:b/>
-          <w:bCs/>
-          <w:sz w:val="28"/>
-          <w:szCs w:val="28"/>
-        </w:rPr>
-      </w:pPr>
-      <w:r>
-        <w:rPr>
-          <w:b/>
-          <w:sz w:val="28"/>
-          <w:szCs w:val="28"/>
-        </w:rPr>
-        <w:lastRenderedPageBreak/>
+          <w:sz w:val="28"/>
+          <w:szCs w:val="28"/>
+          <w:lang w:val="en-US"/>
+        </w:rPr>
+      </w:pPr>
+      <w:r>
+        <w:rPr>
+          <w:b/>
+          <w:sz w:val="28"/>
+          <w:szCs w:val="28"/>
+        </w:rPr>
         <w:br/>
       </w:r>
-      <w:bookmarkStart w:id="22" w:name="_Toc147443213"/>
-      <w:r>
-        <w:rPr>
-          <w:rStyle w:val="20"/>
-          <w:rFonts w:ascii="Times New Roman" w:hAnsi="Times New Roman" w:cs="Times New Roman"/>
-          <w:b/>
-          <w:bCs/>
-          <w:color w:val="auto"/>
-        </w:rPr>
-        <w:t>|</w:t>
-      </w:r>
-      <w:bookmarkEnd w:id="22"/>
-    </w:p>
-    <w:p>
-      <w:pPr>
-        <w:spacing w:after="160" w:line="259" w:lineRule="auto"/>
-        <w:jc w:val="center"/>
-        <w:rPr>
-          <w:b/>
+      <w:r>
+        <w:rPr>
+          <w:b/>
+          <w:noProof/>
           <w:sz w:val="28"/>
           <w:szCs w:val="28"/>
           <w:lang w:val="en-US"/>
         </w:rPr>
-      </w:pPr>
-      <w:r>
-        <w:rPr>
-          <w:b/>
-          <w:sz w:val="28"/>
-          <w:szCs w:val="28"/>
-        </w:rPr>
-        <w:br/>
-      </w:r>
-      <w:r>
-        <w:rPr>
-          <w:b/>
-          <w:noProof/>
-          <w:sz w:val="28"/>
-          <w:szCs w:val="28"/>
-          <w:lang w:val="en-US"/>
-        </w:rPr>
         <w:drawing>
-          <wp:inline distT="0" distB="0" distL="0" distR="0" wp14:anchorId="78A2A902" wp14:editId="46C0C641">
-            <wp:extent cx="5940425" cy="2667000"/>
-            <wp:effectExtent l="0" t="0" r="3175" b="0"/>
+          <wp:inline distT="0" distB="0" distL="0" distR="0" wp14:anchorId="78A2A902" wp14:editId="49B1E907">
+            <wp:extent cx="5429831" cy="2437765"/>
+            <wp:effectExtent l="0" t="0" r="0" b="635"/>
             <wp:docPr id="950299123" name="Рисунок 1"/>
             <wp:cNvGraphicFramePr>
               <a:graphicFrameLocks xmlns:a="http://schemas.openxmlformats.org/drawingml/2006/main" noChangeAspect="1"/>
@@ -6391,7 +6256,7 @@
                   <pic:spPr>
                     <a:xfrm>
                       <a:off x="0" y="0"/>
-                      <a:ext cx="5940425" cy="2667000"/>
+                      <a:ext cx="5448254" cy="2446036"/>
                     </a:xfrm>
                     <a:prstGeom prst="rect">
                       <a:avLst/>
@@ -6425,39 +6290,23 @@
     </w:p>
     <w:p>
       <w:pPr>
-        <w:pStyle w:val="1"/>
+        <w:spacing w:after="160" w:line="259" w:lineRule="auto"/>
         <w:jc w:val="center"/>
         <w:rPr>
-          <w:rFonts w:ascii="Times New Roman" w:hAnsi="Times New Roman" w:cs="Times New Roman"/>
-          <w:color w:val="auto"/>
-        </w:rPr>
-      </w:pPr>
-    </w:p>
-    <w:p/>
-    <w:p>
-      <w:pPr>
-        <w:pStyle w:val="1"/>
-        <w:jc w:val="center"/>
-        <w:rPr>
-          <w:rFonts w:ascii="Times New Roman" w:hAnsi="Times New Roman" w:cs="Times New Roman"/>
-          <w:color w:val="auto"/>
-          <w:lang w:val="en-US"/>
-        </w:rPr>
-      </w:pPr>
-      <w:r>
-        <w:rPr>
-          <w:rFonts w:ascii="Times New Roman" w:hAnsi="Times New Roman" w:cs="Times New Roman"/>
-          <w:color w:val="auto"/>
-        </w:rPr>
+          <w:bCs/>
+          <w:sz w:val="28"/>
+          <w:szCs w:val="28"/>
+        </w:rPr>
+      </w:pPr>
+      <w:r>
+        <w:lastRenderedPageBreak/>
         <w:br/>
       </w:r>
       <w:bookmarkStart w:id="23" w:name="_Toc147443214"/>
       <w:r>
         <w:rPr>
-          <w:rFonts w:ascii="Times New Roman" w:hAnsi="Times New Roman" w:cs="Times New Roman"/>
-          <w:b/>
-          <w:bCs/>
-          <w:color w:val="auto"/>
+          <w:b/>
+          <w:bCs/>
           <w:lang w:val="en-US"/>
         </w:rPr>
         <w:t>II.</w:t>
@@ -6534,6 +6383,159 @@
     </w:p>
     <w:p>
       <w:pPr>
+        <w:spacing w:after="160" w:line="259" w:lineRule="auto"/>
+        <w:ind w:left="360"/>
+        <w:rPr>
+          <w:bCs/>
+          <w:sz w:val="28"/>
+          <w:szCs w:val="28"/>
+        </w:rPr>
+      </w:pPr>
+      <w:r>
+        <w:rPr>
+          <w:bCs/>
+          <w:sz w:val="28"/>
+          <w:szCs w:val="28"/>
+        </w:rPr>
+        <w:t>Выводим информацию о текущей директории и файлах внутри нее</w:t>
+      </w:r>
+      <w:r>
+        <w:rPr>
+          <w:bCs/>
+          <w:sz w:val="28"/>
+          <w:szCs w:val="28"/>
+        </w:rPr>
+        <w:t xml:space="preserve">. </w:t>
+      </w:r>
+      <w:proofErr w:type="gramStart"/>
+      <w:r>
+        <w:rPr>
+          <w:bCs/>
+          <w:sz w:val="28"/>
+          <w:szCs w:val="28"/>
+        </w:rPr>
+        <w:t xml:space="preserve">Далее </w:t>
+      </w:r>
+      <w:r>
+        <w:rPr>
+          <w:bCs/>
+          <w:sz w:val="28"/>
+          <w:szCs w:val="28"/>
+        </w:rPr>
+        <w:t xml:space="preserve"> через</w:t>
+      </w:r>
+      <w:proofErr w:type="gramEnd"/>
+      <w:r>
+        <w:rPr>
+          <w:bCs/>
+          <w:sz w:val="28"/>
+          <w:szCs w:val="28"/>
+        </w:rPr>
+        <w:t xml:space="preserve"> команду </w:t>
+      </w:r>
+      <w:r>
+        <w:rPr>
+          <w:bCs/>
+          <w:sz w:val="28"/>
+          <w:szCs w:val="28"/>
+          <w:lang w:val="en-US"/>
+        </w:rPr>
+        <w:t>Find</w:t>
+      </w:r>
+      <w:r>
+        <w:rPr>
+          <w:bCs/>
+          <w:sz w:val="28"/>
+          <w:szCs w:val="28"/>
+        </w:rPr>
+        <w:t xml:space="preserve"> находим файлы, созданные в определенную дату, а также через команду </w:t>
+      </w:r>
+      <w:r>
+        <w:rPr>
+          <w:bCs/>
+          <w:sz w:val="28"/>
+          <w:szCs w:val="28"/>
+          <w:lang w:val="en-US"/>
+        </w:rPr>
+        <w:t>sort</w:t>
+      </w:r>
+      <w:r>
+        <w:rPr>
+          <w:bCs/>
+          <w:sz w:val="28"/>
+          <w:szCs w:val="28"/>
+        </w:rPr>
+        <w:t xml:space="preserve"> с дополнительным ключом </w:t>
+      </w:r>
+      <w:r>
+        <w:rPr>
+          <w:bCs/>
+          <w:sz w:val="28"/>
+          <w:szCs w:val="28"/>
+        </w:rPr>
+        <w:t>/</w:t>
+      </w:r>
+      <w:r>
+        <w:rPr>
+          <w:bCs/>
+          <w:sz w:val="28"/>
+          <w:szCs w:val="28"/>
+          <w:lang w:val="en-US"/>
+        </w:rPr>
+        <w:t>r</w:t>
+      </w:r>
+      <w:r>
+        <w:rPr>
+          <w:bCs/>
+          <w:sz w:val="28"/>
+          <w:szCs w:val="28"/>
+        </w:rPr>
+        <w:t xml:space="preserve"> </w:t>
+      </w:r>
+      <w:r>
+        <w:rPr>
+          <w:bCs/>
+          <w:sz w:val="28"/>
+          <w:szCs w:val="28"/>
+        </w:rPr>
+        <w:t xml:space="preserve">и </w:t>
+      </w:r>
+      <w:r>
+        <w:rPr>
+          <w:bCs/>
+          <w:sz w:val="28"/>
+          <w:szCs w:val="28"/>
+        </w:rPr>
+        <w:t>/</w:t>
+      </w:r>
+      <w:r>
+        <w:rPr>
+          <w:bCs/>
+          <w:sz w:val="28"/>
+          <w:szCs w:val="28"/>
+          <w:lang w:val="en-US"/>
+        </w:rPr>
+        <w:t>n</w:t>
+      </w:r>
+      <w:r>
+        <w:rPr>
+          <w:bCs/>
+          <w:sz w:val="28"/>
+          <w:szCs w:val="28"/>
+        </w:rPr>
+        <w:t xml:space="preserve"> мы сортируем файлы в обратном порядке с определенной строки. В данном случае с 37.</w:t>
+      </w:r>
+      <w:r>
+        <w:rPr>
+          <w:bCs/>
+          <w:sz w:val="28"/>
+          <w:szCs w:val="28"/>
+        </w:rPr>
+        <w:t xml:space="preserve"> </w:t>
+      </w:r>
+    </w:p>
+    <w:p>
+      <w:pPr>
         <w:pStyle w:val="a4"/>
         <w:numPr>
           <w:ilvl w:val="0"/>
@@ -6552,7 +6554,6 @@
           <w:b/>
           <w:sz w:val="28"/>
           <w:szCs w:val="28"/>
-          <w:lang w:val="en-US"/>
         </w:rPr>
         <w:lastRenderedPageBreak/>
         <w:br/>
@@ -6601,6 +6602,94 @@
     <w:p>
       <w:pPr>
         <w:pStyle w:val="a4"/>
+        <w:spacing w:after="160" w:line="259" w:lineRule="auto"/>
+        <w:ind w:left="360"/>
+        <w:rPr>
+          <w:bCs/>
+          <w:sz w:val="28"/>
+          <w:szCs w:val="28"/>
+        </w:rPr>
+      </w:pPr>
+      <w:r>
+        <w:rPr>
+          <w:bCs/>
+          <w:sz w:val="28"/>
+          <w:szCs w:val="28"/>
+        </w:rPr>
+        <w:t xml:space="preserve">Выводим информацию о текущей директории и файлах внутри нее, далее через команду </w:t>
+      </w:r>
+      <w:r>
+        <w:rPr>
+          <w:bCs/>
+          <w:sz w:val="28"/>
+          <w:szCs w:val="28"/>
+          <w:lang w:val="en-US"/>
+        </w:rPr>
+        <w:t>find</w:t>
+      </w:r>
+      <w:r>
+        <w:rPr>
+          <w:bCs/>
+          <w:sz w:val="28"/>
+          <w:szCs w:val="28"/>
+        </w:rPr>
+        <w:t xml:space="preserve"> </w:t>
+      </w:r>
+      <w:r>
+        <w:rPr>
+          <w:bCs/>
+          <w:sz w:val="28"/>
+          <w:szCs w:val="28"/>
+        </w:rPr>
+        <w:t xml:space="preserve">с дополнительным ключом </w:t>
+      </w:r>
+      <w:r>
+        <w:rPr>
+          <w:bCs/>
+          <w:sz w:val="28"/>
+          <w:szCs w:val="28"/>
+        </w:rPr>
+        <w:t>/</w:t>
+      </w:r>
+      <w:r>
+        <w:rPr>
+          <w:bCs/>
+          <w:sz w:val="28"/>
+          <w:szCs w:val="28"/>
+          <w:lang w:val="en-US"/>
+        </w:rPr>
+        <w:t>V</w:t>
+      </w:r>
+      <w:r>
+        <w:rPr>
+          <w:bCs/>
+          <w:sz w:val="28"/>
+          <w:szCs w:val="28"/>
+        </w:rPr>
+        <w:t xml:space="preserve"> находим </w:t>
+      </w:r>
+      <w:proofErr w:type="gramStart"/>
+      <w:r>
+        <w:rPr>
+          <w:bCs/>
+          <w:sz w:val="28"/>
+          <w:szCs w:val="28"/>
+        </w:rPr>
+        <w:t>все файлы</w:t>
+      </w:r>
+      <w:proofErr w:type="gramEnd"/>
+      <w:r>
+        <w:rPr>
+          <w:bCs/>
+          <w:sz w:val="28"/>
+          <w:szCs w:val="28"/>
+        </w:rPr>
+        <w:t xml:space="preserve"> созданные кроме даты которую мы прописываем в строке. В данном случае находим все файлы кроме тех, которые были созданы 04.10.2023. </w:t>
+      </w:r>
+    </w:p>
+    <w:p>
+      <w:pPr>
+        <w:pStyle w:val="a4"/>
         <w:numPr>
           <w:ilvl w:val="0"/>
           <w:numId w:val="22"/>
@@ -6618,7 +6707,6 @@
           <w:b/>
           <w:sz w:val="28"/>
           <w:szCs w:val="28"/>
-          <w:lang w:val="en-US"/>
         </w:rPr>
         <w:br/>
       </w:r>
@@ -6666,6 +6754,172 @@
     <w:p>
       <w:pPr>
         <w:pStyle w:val="a4"/>
+        <w:spacing w:after="160" w:line="259" w:lineRule="auto"/>
+        <w:ind w:left="360"/>
+        <w:jc w:val="both"/>
+        <w:rPr>
+          <w:bCs/>
+          <w:sz w:val="28"/>
+          <w:szCs w:val="28"/>
+        </w:rPr>
+      </w:pPr>
+      <w:r>
+        <w:rPr>
+          <w:bCs/>
+          <w:sz w:val="28"/>
+          <w:szCs w:val="28"/>
+        </w:rPr>
+        <w:lastRenderedPageBreak/>
+        <w:t xml:space="preserve">Работая далее в директории через команду </w:t>
+      </w:r>
+      <w:proofErr w:type="gramStart"/>
+      <w:r>
+        <w:rPr>
+          <w:bCs/>
+          <w:sz w:val="28"/>
+          <w:szCs w:val="28"/>
+          <w:lang w:val="en-US"/>
+        </w:rPr>
+        <w:t>Find</w:t>
+      </w:r>
+      <w:proofErr w:type="gramEnd"/>
+      <w:r>
+        <w:rPr>
+          <w:bCs/>
+          <w:sz w:val="28"/>
+          <w:szCs w:val="28"/>
+        </w:rPr>
+        <w:t xml:space="preserve"> </w:t>
+      </w:r>
+      <w:r>
+        <w:rPr>
+          <w:bCs/>
+          <w:sz w:val="28"/>
+          <w:szCs w:val="28"/>
+        </w:rPr>
+        <w:t xml:space="preserve">мы находим все текстовые файлы в которых упоминается слово </w:t>
+      </w:r>
+      <w:r>
+        <w:rPr>
+          <w:bCs/>
+          <w:sz w:val="28"/>
+          <w:szCs w:val="28"/>
+        </w:rPr>
+        <w:t>«</w:t>
+      </w:r>
+      <w:r>
+        <w:rPr>
+          <w:bCs/>
+          <w:sz w:val="28"/>
+          <w:szCs w:val="28"/>
+          <w:lang w:val="en-US"/>
+        </w:rPr>
+        <w:t>M</w:t>
+      </w:r>
+      <w:r>
+        <w:rPr>
+          <w:bCs/>
+          <w:sz w:val="28"/>
+          <w:szCs w:val="28"/>
+          <w:lang w:val="en-US"/>
+        </w:rPr>
+        <w:t>onday</w:t>
+      </w:r>
+      <w:r>
+        <w:rPr>
+          <w:bCs/>
+          <w:sz w:val="28"/>
+          <w:szCs w:val="28"/>
+        </w:rPr>
+        <w:t xml:space="preserve">», далее через команду </w:t>
+      </w:r>
+      <w:r>
+        <w:rPr>
+          <w:bCs/>
+          <w:sz w:val="28"/>
+          <w:szCs w:val="28"/>
+          <w:lang w:val="en-US"/>
+        </w:rPr>
+        <w:t>find</w:t>
+      </w:r>
+      <w:r>
+        <w:rPr>
+          <w:bCs/>
+          <w:sz w:val="28"/>
+          <w:szCs w:val="28"/>
+        </w:rPr>
+        <w:t xml:space="preserve"> </w:t>
+      </w:r>
+      <w:r>
+        <w:rPr>
+          <w:bCs/>
+          <w:sz w:val="28"/>
+          <w:szCs w:val="28"/>
+        </w:rPr>
+        <w:t xml:space="preserve">с ключом </w:t>
+      </w:r>
+      <w:r>
+        <w:rPr>
+          <w:bCs/>
+          <w:sz w:val="28"/>
+          <w:szCs w:val="28"/>
+        </w:rPr>
+        <w:t>/</w:t>
+      </w:r>
+      <w:r>
+        <w:rPr>
+          <w:bCs/>
+          <w:sz w:val="28"/>
+          <w:szCs w:val="28"/>
+          <w:lang w:val="en-US"/>
+        </w:rPr>
+        <w:t>c</w:t>
+      </w:r>
+      <w:r>
+        <w:rPr>
+          <w:bCs/>
+          <w:sz w:val="28"/>
+          <w:szCs w:val="28"/>
+        </w:rPr>
+        <w:t xml:space="preserve"> </w:t>
+      </w:r>
+      <w:r>
+        <w:rPr>
+          <w:bCs/>
+          <w:sz w:val="28"/>
+          <w:szCs w:val="28"/>
+        </w:rPr>
+        <w:t xml:space="preserve">выводим на экран общее количество текстовых документов и через ключ </w:t>
+      </w:r>
+      <w:r>
+        <w:rPr>
+          <w:bCs/>
+          <w:sz w:val="28"/>
+          <w:szCs w:val="28"/>
+        </w:rPr>
+        <w:t>/</w:t>
+      </w:r>
+      <w:r>
+        <w:rPr>
+          <w:bCs/>
+          <w:sz w:val="28"/>
+          <w:szCs w:val="28"/>
+          <w:lang w:val="en-US"/>
+        </w:rPr>
+        <w:t>v</w:t>
+      </w:r>
+      <w:r>
+        <w:rPr>
+          <w:bCs/>
+          <w:sz w:val="28"/>
+          <w:szCs w:val="28"/>
+        </w:rPr>
+        <w:t xml:space="preserve"> скрываем те текстовые файлы в которых интересующего нас слова нет.</w:t>
+      </w:r>
+    </w:p>
+    <w:p>
+      <w:pPr>
+        <w:pStyle w:val="a4"/>
         <w:numPr>
           <w:ilvl w:val="0"/>
           <w:numId w:val="22"/>
@@ -6683,9 +6937,7 @@
           <w:b/>
           <w:sz w:val="28"/>
           <w:szCs w:val="28"/>
-          <w:lang w:val="en-US"/>
-        </w:rPr>
-        <w:lastRenderedPageBreak/>
+        </w:rPr>
         <w:br/>
       </w:r>
       <w:r>
@@ -6736,6 +6988,122 @@
     <w:p>
       <w:pPr>
         <w:pStyle w:val="a4"/>
+        <w:spacing w:after="160" w:line="259" w:lineRule="auto"/>
+        <w:ind w:left="360"/>
+        <w:rPr>
+          <w:bCs/>
+          <w:sz w:val="28"/>
+          <w:szCs w:val="28"/>
+        </w:rPr>
+      </w:pPr>
+      <w:r>
+        <w:rPr>
+          <w:bCs/>
+          <w:sz w:val="28"/>
+          <w:szCs w:val="28"/>
+        </w:rPr>
+        <w:t>Выводим информацию о текущей директории и файлах внутри нее</w:t>
+      </w:r>
+      <w:r>
+        <w:rPr>
+          <w:bCs/>
+          <w:sz w:val="28"/>
+          <w:szCs w:val="28"/>
+        </w:rPr>
+        <w:t xml:space="preserve">, через команду </w:t>
+      </w:r>
+      <w:r>
+        <w:rPr>
+          <w:bCs/>
+          <w:sz w:val="28"/>
+          <w:szCs w:val="28"/>
+          <w:lang w:val="en-US"/>
+        </w:rPr>
+        <w:t>find</w:t>
+      </w:r>
+      <w:r>
+        <w:rPr>
+          <w:bCs/>
+          <w:sz w:val="28"/>
+          <w:szCs w:val="28"/>
+        </w:rPr>
+        <w:t xml:space="preserve"> </w:t>
+      </w:r>
+      <w:r>
+        <w:rPr>
+          <w:bCs/>
+          <w:sz w:val="28"/>
+          <w:szCs w:val="28"/>
+        </w:rPr>
+        <w:t>задаем поиск файлов «</w:t>
+      </w:r>
+      <w:r>
+        <w:rPr>
+          <w:bCs/>
+          <w:sz w:val="28"/>
+          <w:szCs w:val="28"/>
+        </w:rPr>
+        <w:t>.</w:t>
+      </w:r>
+      <w:r>
+        <w:rPr>
+          <w:bCs/>
+          <w:sz w:val="28"/>
+          <w:szCs w:val="28"/>
+          <w:lang w:val="en-US"/>
+        </w:rPr>
+        <w:t>exe</w:t>
+      </w:r>
+      <w:r>
+        <w:rPr>
+          <w:bCs/>
+          <w:sz w:val="28"/>
+          <w:szCs w:val="28"/>
+        </w:rPr>
+        <w:t xml:space="preserve">», через команду </w:t>
+      </w:r>
+      <w:r>
+        <w:rPr>
+          <w:bCs/>
+          <w:sz w:val="28"/>
+          <w:szCs w:val="28"/>
+          <w:lang w:val="en-US"/>
+        </w:rPr>
+        <w:t>sort</w:t>
+      </w:r>
+      <w:r>
+        <w:rPr>
+          <w:bCs/>
+          <w:sz w:val="28"/>
+          <w:szCs w:val="28"/>
+        </w:rPr>
+        <w:t xml:space="preserve"> </w:t>
+      </w:r>
+      <w:r>
+        <w:rPr>
+          <w:bCs/>
+          <w:sz w:val="28"/>
+          <w:szCs w:val="28"/>
+        </w:rPr>
+        <w:t>с ключом /+37 выводим на экран в данном случае найденные документы с 37 строки.</w:t>
+      </w:r>
+    </w:p>
+    <w:p>
+      <w:pPr>
+        <w:pStyle w:val="a4"/>
+        <w:spacing w:after="160" w:line="259" w:lineRule="auto"/>
+        <w:ind w:left="360"/>
+        <w:jc w:val="both"/>
+        <w:rPr>
+          <w:bCs/>
+          <w:sz w:val="28"/>
+          <w:szCs w:val="28"/>
+        </w:rPr>
+      </w:pPr>
+    </w:p>
+    <w:p>
+      <w:pPr>
+        <w:pStyle w:val="a4"/>
         <w:numPr>
           <w:ilvl w:val="0"/>
           <w:numId w:val="22"/>
@@ -6753,7 +7121,6 @@
           <w:b/>
           <w:sz w:val="28"/>
           <w:szCs w:val="28"/>
-          <w:lang w:val="en-US"/>
         </w:rPr>
         <w:br/>
       </w:r>
@@ -6801,13 +7168,92 @@
           </wp:inline>
         </w:drawing>
       </w:r>
-      <w:r>
-        <w:rPr>
-          <w:b/>
+    </w:p>
+    <w:p>
+      <w:pPr>
+        <w:pStyle w:val="a4"/>
+        <w:spacing w:after="160" w:line="259" w:lineRule="auto"/>
+        <w:ind w:left="360"/>
+        <w:rPr>
+          <w:b/>
+          <w:sz w:val="28"/>
+          <w:szCs w:val="28"/>
+        </w:rPr>
+      </w:pPr>
+      <w:r>
+        <w:rPr>
+          <w:bCs/>
+          <w:sz w:val="28"/>
+          <w:szCs w:val="28"/>
+        </w:rPr>
+        <w:t>Выводим информацию о текущей директории и файлах внутри нее</w:t>
+      </w:r>
+      <w:r>
+        <w:rPr>
+          <w:bCs/>
+          <w:sz w:val="28"/>
+          <w:szCs w:val="28"/>
+        </w:rPr>
+        <w:t xml:space="preserve"> через команду </w:t>
+      </w:r>
+      <w:proofErr w:type="gramStart"/>
+      <w:r>
+        <w:rPr>
+          <w:bCs/>
           <w:sz w:val="28"/>
           <w:szCs w:val="28"/>
           <w:lang w:val="en-US"/>
         </w:rPr>
+        <w:t>find</w:t>
+      </w:r>
+      <w:r>
+        <w:rPr>
+          <w:bCs/>
+          <w:sz w:val="28"/>
+          <w:szCs w:val="28"/>
+        </w:rPr>
+        <w:t xml:space="preserve">  </w:t>
+      </w:r>
+      <w:r>
+        <w:rPr>
+          <w:bCs/>
+          <w:sz w:val="28"/>
+          <w:szCs w:val="28"/>
+        </w:rPr>
+        <w:t>задаем</w:t>
+      </w:r>
+      <w:proofErr w:type="gramEnd"/>
+      <w:r>
+        <w:rPr>
+          <w:bCs/>
+          <w:sz w:val="28"/>
+          <w:szCs w:val="28"/>
+        </w:rPr>
+        <w:t xml:space="preserve"> поиск на документы с разрешением «.</w:t>
+      </w:r>
+      <w:r>
+        <w:rPr>
+          <w:bCs/>
+          <w:sz w:val="28"/>
+          <w:szCs w:val="28"/>
+          <w:lang w:val="en-US"/>
+        </w:rPr>
+        <w:t>txt</w:t>
+      </w:r>
+      <w:r>
+        <w:rPr>
+          <w:bCs/>
+          <w:sz w:val="28"/>
+          <w:szCs w:val="28"/>
+        </w:rPr>
+        <w:t>» и задаем поиск через эту же команду дату которая нас интересует а также время.</w:t>
+      </w:r>
+      <w:r>
+        <w:rPr>
+          <w:b/>
+          <w:sz w:val="28"/>
+          <w:szCs w:val="28"/>
+        </w:rPr>
         <w:br/>
       </w:r>
     </w:p>
@@ -6818,7 +7264,6 @@
           <w:b/>
           <w:sz w:val="28"/>
           <w:szCs w:val="28"/>
-          <w:lang w:val="en-US"/>
         </w:rPr>
       </w:pPr>
     </w:p>
@@ -6829,7 +7274,6 @@
           <w:b/>
           <w:sz w:val="28"/>
           <w:szCs w:val="28"/>
-          <w:lang w:val="en-US"/>
         </w:rPr>
       </w:pPr>
     </w:p>
@@ -6840,7 +7284,6 @@
           <w:b/>
           <w:sz w:val="28"/>
           <w:szCs w:val="28"/>
-          <w:lang w:val="en-US"/>
         </w:rPr>
       </w:pPr>
     </w:p>
@@ -6851,7 +7294,46 @@
           <w:b/>
           <w:sz w:val="28"/>
           <w:szCs w:val="28"/>
-          <w:lang w:val="en-US"/>
+        </w:rPr>
+      </w:pPr>
+    </w:p>
+    <w:p>
+      <w:pPr>
+        <w:spacing w:after="160" w:line="259" w:lineRule="auto"/>
+        <w:rPr>
+          <w:b/>
+          <w:sz w:val="28"/>
+          <w:szCs w:val="28"/>
+        </w:rPr>
+      </w:pPr>
+    </w:p>
+    <w:p>
+      <w:pPr>
+        <w:spacing w:after="160" w:line="259" w:lineRule="auto"/>
+        <w:rPr>
+          <w:b/>
+          <w:sz w:val="28"/>
+          <w:szCs w:val="28"/>
+        </w:rPr>
+      </w:pPr>
+    </w:p>
+    <w:p>
+      <w:pPr>
+        <w:spacing w:after="160" w:line="259" w:lineRule="auto"/>
+        <w:rPr>
+          <w:b/>
+          <w:sz w:val="28"/>
+          <w:szCs w:val="28"/>
+        </w:rPr>
+      </w:pPr>
+    </w:p>
+    <w:p>
+      <w:pPr>
+        <w:spacing w:after="160" w:line="259" w:lineRule="auto"/>
+        <w:rPr>
+          <w:b/>
+          <w:sz w:val="28"/>
+          <w:szCs w:val="28"/>
         </w:rPr>
       </w:pPr>
     </w:p>
@@ -6875,6 +7357,7 @@
           <w:bCs/>
           <w:color w:val="auto"/>
         </w:rPr>
+        <w:lastRenderedPageBreak/>
         <w:t>II</w:t>
       </w:r>
       <w:r>
@@ -6964,23 +7447,95 @@
           </wp:inline>
         </w:drawing>
       </w:r>
-      <w:r>
-        <w:rPr>
-          <w:b/>
+    </w:p>
+    <w:p>
+      <w:pPr>
+        <w:spacing w:after="160" w:line="259" w:lineRule="auto"/>
+        <w:jc w:val="both"/>
+        <w:rPr>
+          <w:bCs/>
+          <w:sz w:val="28"/>
+          <w:szCs w:val="28"/>
+        </w:rPr>
+      </w:pPr>
+      <w:r>
+        <w:rPr>
+          <w:bCs/>
+          <w:sz w:val="28"/>
+          <w:szCs w:val="28"/>
+        </w:rPr>
+        <w:t xml:space="preserve">Через команду </w:t>
+      </w:r>
+      <w:r>
+        <w:rPr>
+          <w:bCs/>
           <w:sz w:val="28"/>
           <w:szCs w:val="28"/>
           <w:lang w:val="en-US"/>
         </w:rPr>
+        <w:t>copy</w:t>
+      </w:r>
+      <w:r>
+        <w:rPr>
+          <w:bCs/>
+          <w:sz w:val="28"/>
+          <w:szCs w:val="28"/>
+        </w:rPr>
+        <w:t xml:space="preserve"> </w:t>
+      </w:r>
+      <w:proofErr w:type="gramStart"/>
+      <w:r>
+        <w:rPr>
+          <w:bCs/>
+          <w:sz w:val="28"/>
+          <w:szCs w:val="28"/>
+          <w:lang w:val="en-US"/>
+        </w:rPr>
+        <w:t>con</w:t>
+      </w:r>
+      <w:r>
+        <w:rPr>
+          <w:bCs/>
+          <w:sz w:val="28"/>
+          <w:szCs w:val="28"/>
+        </w:rPr>
+        <w:t xml:space="preserve">  </w:t>
+      </w:r>
+      <w:r>
+        <w:rPr>
+          <w:bCs/>
+          <w:sz w:val="28"/>
+          <w:szCs w:val="28"/>
+        </w:rPr>
+        <w:t>создаем</w:t>
+      </w:r>
+      <w:proofErr w:type="gramEnd"/>
+      <w:r>
+        <w:rPr>
+          <w:bCs/>
+          <w:sz w:val="28"/>
+          <w:szCs w:val="28"/>
+        </w:rPr>
+        <w:t xml:space="preserve"> новый тестовый документ в котором выводим имена с клавиатуры.</w:t>
+      </w:r>
+    </w:p>
+    <w:p>
+      <w:pPr>
+        <w:spacing w:after="160" w:line="259" w:lineRule="auto"/>
+        <w:jc w:val="both"/>
+        <w:rPr>
+          <w:b/>
+          <w:sz w:val="28"/>
+          <w:szCs w:val="28"/>
+        </w:rPr>
+      </w:pPr>
+      <w:r>
+        <w:rPr>
+          <w:b/>
+          <w:sz w:val="28"/>
+          <w:szCs w:val="28"/>
+        </w:rPr>
         <w:br/>
-      </w:r>
-      <w:r>
-        <w:rPr>
-          <w:b/>
-          <w:sz w:val="28"/>
-          <w:szCs w:val="28"/>
-          <w:lang w:val="en-US"/>
-        </w:rPr>
-        <w:lastRenderedPageBreak/>
         <w:t>2)</w:t>
       </w:r>
       <w:r>
@@ -6988,7 +7543,6 @@
           <w:b/>
           <w:sz w:val="28"/>
           <w:szCs w:val="28"/>
-          <w:lang w:val="en-US"/>
         </w:rPr>
         <w:br/>
       </w:r>
@@ -7040,20 +7594,84 @@
     <w:p>
       <w:pPr>
         <w:spacing w:after="160" w:line="259" w:lineRule="auto"/>
-        <w:rPr>
-          <w:b/>
-          <w:sz w:val="28"/>
-          <w:szCs w:val="28"/>
-          <w:lang w:val="en-US"/>
-        </w:rPr>
-      </w:pPr>
-      <w:r>
-        <w:rPr>
-          <w:b/>
-          <w:sz w:val="28"/>
-          <w:szCs w:val="28"/>
-          <w:lang w:val="en-US"/>
-        </w:rPr>
+        <w:jc w:val="both"/>
+        <w:rPr>
+          <w:b/>
+          <w:sz w:val="28"/>
+          <w:szCs w:val="28"/>
+        </w:rPr>
+      </w:pPr>
+      <w:r>
+        <w:rPr>
+          <w:bCs/>
+          <w:sz w:val="28"/>
+          <w:szCs w:val="28"/>
+          <w:lang w:val="ro-RO"/>
+        </w:rPr>
+        <w:t>Отсортирова</w:t>
+      </w:r>
+      <w:r>
+        <w:rPr>
+          <w:bCs/>
+          <w:sz w:val="28"/>
+          <w:szCs w:val="28"/>
+        </w:rPr>
+        <w:t>ла текст в документ</w:t>
+      </w:r>
+      <w:r>
+        <w:rPr>
+          <w:bCs/>
+          <w:sz w:val="28"/>
+          <w:szCs w:val="28"/>
+          <w:lang w:val="ro-RO"/>
+        </w:rPr>
+        <w:t xml:space="preserve"> в алфавитном порядке, результат перенаправи</w:t>
+      </w:r>
+      <w:r>
+        <w:rPr>
+          <w:bCs/>
+          <w:sz w:val="28"/>
+          <w:szCs w:val="28"/>
+        </w:rPr>
+        <w:t xml:space="preserve">ла </w:t>
+      </w:r>
+      <w:r>
+        <w:rPr>
+          <w:bCs/>
+          <w:sz w:val="28"/>
+          <w:szCs w:val="28"/>
+          <w:lang w:val="ro-RO"/>
+        </w:rPr>
+        <w:t>в файл f.txt.</w:t>
+      </w:r>
+    </w:p>
+    <w:p>
+      <w:pPr>
+        <w:spacing w:after="160" w:line="259" w:lineRule="auto"/>
+        <w:jc w:val="both"/>
+        <w:rPr>
+          <w:b/>
+          <w:sz w:val="28"/>
+          <w:szCs w:val="28"/>
+        </w:rPr>
+      </w:pPr>
+    </w:p>
+    <w:p>
+      <w:pPr>
+        <w:spacing w:after="160" w:line="259" w:lineRule="auto"/>
+        <w:rPr>
+          <w:b/>
+          <w:sz w:val="28"/>
+          <w:szCs w:val="28"/>
+        </w:rPr>
+      </w:pPr>
+      <w:r>
+        <w:rPr>
+          <w:b/>
+          <w:sz w:val="28"/>
+          <w:szCs w:val="28"/>
+        </w:rPr>
+        <w:lastRenderedPageBreak/>
         <w:t>3)</w:t>
       </w:r>
       <w:r>
@@ -7061,7 +7679,6 @@
           <w:b/>
           <w:sz w:val="28"/>
           <w:szCs w:val="28"/>
-          <w:lang w:val="en-US"/>
         </w:rPr>
         <w:br/>
       </w:r>
@@ -7114,7 +7731,6 @@
           <w:b/>
           <w:sz w:val="28"/>
           <w:szCs w:val="28"/>
-          <w:lang w:val="en-US"/>
         </w:rPr>
         <w:br/>
       </w:r>
@@ -7162,12 +7778,60 @@
           </wp:inline>
         </w:drawing>
       </w:r>
-      <w:r>
-        <w:rPr>
-          <w:b/>
-          <w:sz w:val="28"/>
-          <w:szCs w:val="28"/>
-          <w:lang w:val="en-US"/>
+    </w:p>
+    <w:p>
+      <w:pPr>
+        <w:spacing w:after="160" w:line="259" w:lineRule="auto"/>
+        <w:jc w:val="both"/>
+        <w:rPr>
+          <w:bCs/>
+          <w:sz w:val="28"/>
+          <w:szCs w:val="28"/>
+          <w:lang w:val="ro-RO"/>
+        </w:rPr>
+      </w:pPr>
+      <w:r>
+        <w:rPr>
+          <w:bCs/>
+          <w:sz w:val="28"/>
+          <w:szCs w:val="28"/>
+          <w:lang w:val="ro-RO"/>
+        </w:rPr>
+        <w:t>Добави</w:t>
+      </w:r>
+      <w:r>
+        <w:rPr>
+          <w:bCs/>
+          <w:sz w:val="28"/>
+          <w:szCs w:val="28"/>
+        </w:rPr>
+        <w:t>ла</w:t>
+      </w:r>
+      <w:r>
+        <w:rPr>
+          <w:bCs/>
+          <w:sz w:val="28"/>
+          <w:szCs w:val="28"/>
+          <w:lang w:val="ro-RO"/>
+        </w:rPr>
+        <w:t xml:space="preserve"> несколько новых имён в файл f.txt.</w:t>
+      </w:r>
+    </w:p>
+    <w:p>
+      <w:pPr>
+        <w:spacing w:after="160" w:line="259" w:lineRule="auto"/>
+        <w:jc w:val="both"/>
+        <w:rPr>
+          <w:b/>
+          <w:sz w:val="28"/>
+          <w:szCs w:val="28"/>
+        </w:rPr>
+      </w:pPr>
+      <w:r>
+        <w:rPr>
+          <w:b/>
+          <w:sz w:val="28"/>
+          <w:szCs w:val="28"/>
         </w:rPr>
         <w:br/>
         <w:t>4)</w:t>
@@ -7232,12 +7896,28 @@
       <w:pPr>
         <w:spacing w:after="160" w:line="259" w:lineRule="auto"/>
         <w:rPr>
-          <w:b/>
-          <w:sz w:val="28"/>
-          <w:szCs w:val="28"/>
-          <w:lang w:val="en-US"/>
-        </w:rPr>
-      </w:pPr>
+          <w:bCs/>
+          <w:sz w:val="28"/>
+          <w:szCs w:val="28"/>
+        </w:rPr>
+      </w:pPr>
+      <w:r>
+        <w:rPr>
+          <w:bCs/>
+          <w:sz w:val="28"/>
+          <w:szCs w:val="28"/>
+          <w:lang w:val="ro-RO"/>
+        </w:rPr>
+        <w:t>Выве</w:t>
+      </w:r>
+      <w:r>
+        <w:rPr>
+          <w:bCs/>
+          <w:sz w:val="28"/>
+          <w:szCs w:val="28"/>
+        </w:rPr>
+        <w:t>ла</w:t>
+      </w:r>
     </w:p>
     <w:p>
       <w:pPr>
@@ -7246,9 +7926,27 @@
           <w:b/>
           <w:sz w:val="28"/>
           <w:szCs w:val="28"/>
-          <w:lang w:val="en-US"/>
-        </w:rPr>
-      </w:pPr>
+        </w:rPr>
+      </w:pPr>
+      <w:r>
+        <w:rPr>
+          <w:bCs/>
+          <w:sz w:val="28"/>
+          <w:szCs w:val="28"/>
+          <w:lang w:val="ro-RO"/>
+        </w:rPr>
+        <w:t xml:space="preserve"> на экран содержимое файла f1.txt в обратном алфавитном</w:t>
+      </w:r>
+      <w:r>
+        <w:rPr>
+          <w:bCs/>
+          <w:sz w:val="28"/>
+          <w:szCs w:val="28"/>
+          <w:lang w:val="ro-RO"/>
+        </w:rPr>
+        <w:br/>
+        <w:t>порядке.</w:t>
+      </w:r>
     </w:p>
     <w:p>
       <w:pPr>
@@ -7257,7 +7955,6 @@
           <w:b/>
           <w:sz w:val="28"/>
           <w:szCs w:val="28"/>
-          <w:lang w:val="en-US"/>
         </w:rPr>
       </w:pPr>
     </w:p>
@@ -7268,7 +7965,56 @@
           <w:b/>
           <w:sz w:val="28"/>
           <w:szCs w:val="28"/>
-          <w:lang w:val="en-US"/>
+        </w:rPr>
+      </w:pPr>
+    </w:p>
+    <w:p>
+      <w:pPr>
+        <w:spacing w:after="160" w:line="259" w:lineRule="auto"/>
+        <w:rPr>
+          <w:b/>
+          <w:sz w:val="28"/>
+          <w:szCs w:val="28"/>
+        </w:rPr>
+      </w:pPr>
+    </w:p>
+    <w:p>
+      <w:pPr>
+        <w:spacing w:after="160" w:line="259" w:lineRule="auto"/>
+        <w:rPr>
+          <w:b/>
+          <w:sz w:val="28"/>
+          <w:szCs w:val="28"/>
+        </w:rPr>
+      </w:pPr>
+    </w:p>
+    <w:p>
+      <w:pPr>
+        <w:spacing w:after="160" w:line="259" w:lineRule="auto"/>
+        <w:rPr>
+          <w:b/>
+          <w:sz w:val="28"/>
+          <w:szCs w:val="28"/>
+        </w:rPr>
+      </w:pPr>
+    </w:p>
+    <w:p>
+      <w:pPr>
+        <w:spacing w:after="160" w:line="259" w:lineRule="auto"/>
+        <w:rPr>
+          <w:b/>
+          <w:sz w:val="28"/>
+          <w:szCs w:val="28"/>
+        </w:rPr>
+      </w:pPr>
+    </w:p>
+    <w:p>
+      <w:pPr>
+        <w:spacing w:after="160" w:line="259" w:lineRule="auto"/>
+        <w:rPr>
+          <w:b/>
+          <w:sz w:val="28"/>
+          <w:szCs w:val="28"/>
         </w:rPr>
       </w:pPr>
     </w:p>
@@ -7291,7 +8037,6 @@
           <w:bCs/>
           <w:color w:val="auto"/>
         </w:rPr>
-        <w:lastRenderedPageBreak/>
         <w:t>Выводы</w:t>
       </w:r>
       <w:bookmarkEnd w:id="25"/>
@@ -7768,7 +8513,6 @@
           <w:bCs/>
           <w:color w:val="auto"/>
         </w:rPr>
-        <w:lastRenderedPageBreak/>
         <w:t>ЛИТЕРАТУРА</w:t>
       </w:r>
       <w:bookmarkEnd w:id="26"/>
